--- a/docs/weekly-reports/2026-07-25.docx
+++ b/docs/weekly-reports/2026-07-25.docx
@@ -110,7 +110,18 @@
     </w:p>
     <w:p>
       <w:r>
-        <w:t>金田村完整管线（加载数据→构建 KG→MIP 分配→生成图层→渲染出图）经两轮实际运行验证。7-24 相比 7-23 首次运行：总耗时从 63 秒降至 35.6 秒（-43%），MIP 分配从 5.4 秒降至 2.7 秒（-50%），渲染从 11.1 秒降至 2.9 秒（-74%）。约束从 1 条扩展至 4 条，验证检查从 8 项增至 9 项（含 VNE 合规检查）。最终产出 11 个 GeoJSON 图层和 3 张渲染图，设施点从注记图层中独立拆分。</w:t>
+        <w:t>金田村完整管线（加载数据→构建 KG→MIP 分配→生成图层→渲染出图）经两轮实际运行验证。7-24 相比 7-23 首次运行：总耗时从 63 秒降至 35.6 秒（-43%），MIP 分配从 5.4 秒降至 2.7 秒（-50%），渲染从 11.1 秒降至 2.9 秒（-74%）。约束从 1 条扩展至 4 条，验证检查从 8 项增至 9 项（含 VNE 合规检查）。</w:t>
+      </w:r>
+    </w:p>
+    <w:p>
+      <w:r>
+        <w:rPr>
+          <w:b/>
+        </w:rPr>
+        <w:t>关于产出物：</w:t>
+      </w:r>
+      <w:r>
+        <w:t>管线跑通验证了端到端流程的可执行性，但 MIP 求解结果尚不可用——当前仅编码了 4 条面积约束，约束模型过于简化，导致规划方案缺乏领域合理性。后续需补充建设用地总量、村庄建设边界、设施配套等关键约束，并建立结果合理性评估机制。</w:t>
       </w:r>
     </w:p>
     <w:p>
@@ -149,7 +160,7 @@
     </w:p>
     <w:p>
       <w:r>
-        <w:t>进入代码实现阶段：先完成 Schema 类型层编码（S1-S10），再做 v4.3 规范补全（S11-S15），然后进行 VillageBundle/ProjectDataView 重组及各下游模块的代码大修。</w:t>
+        <w:t>进入代码实现阶段，重点在 PARSE 和 EXECUTE 两个模块：PARSE 子包优化（已拆为子包，下一步在工作流中接入），EXECUTE 实现（骨架已建，下一步接入真实工具链并对接 MIP 求解器），以及 MIP 约束补全（补充建设用地总量、村庄边界、设施配套等关键约束，提升规划结果合理性）。</w:t>
       </w:r>
     </w:p>
     <w:sectPr>
